--- a/docs/Fonctionnalites-des-comptes.docx
+++ b/docs/Fonctionnalites-des-comptes.docx
@@ -195,7 +195,7 @@
         <w:spacing w:after="60"/>
       </w:pPr>
       <w:r>
-        <w:t xml:space="preserve">Fiche établissement complète : présentation, photos, coordonnées, carte, infrastructures, pièces à fournir</w:t>
+        <w:t xml:space="preserve">Fiche essentielle : présentation, photo de couverture, carte, pièces à fournir</w:t>
       </w:r>
     </w:p>
     <w:p>
@@ -208,7 +208,7 @@
         <w:spacing w:after="60"/>
       </w:pPr>
       <w:r>
-        <w:t xml:space="preserve">Revendiquer une fiche qui existe déjà sur Edumada</w:t>
+        <w:t xml:space="preserve">Coordonnées affichées : adresse, téléphone et e-mail public (pas de site web ni de réseaux sociaux)</w:t>
       </w:r>
     </w:p>
     <w:p>
@@ -221,7 +221,7 @@
         <w:spacing w:after="60"/>
       </w:pPr>
       <w:r>
-        <w:t xml:space="preserve">Jusqu’à 3 offres publiées</w:t>
+        <w:t xml:space="preserve">Pas de galerie photos, 2 infrastructures au maximum, pas d’avis</w:t>
       </w:r>
     </w:p>
     <w:p>
@@ -234,7 +234,7 @@
         <w:spacing w:after="60"/>
       </w:pPr>
       <w:r>
-        <w:t xml:space="preserve">Présence dans les résultats de recherche standards</w:t>
+        <w:t xml:space="preserve">Revendiquer une fiche qui existe déjà sur Edumada</w:t>
       </w:r>
     </w:p>
     <w:p>
@@ -247,7 +247,7 @@
         <w:spacing w:after="60"/>
       </w:pPr>
       <w:r>
-        <w:t xml:space="preserve">Demandes des étudiants reçues par e-mail</w:t>
+        <w:t xml:space="preserve">1 offre publiée</w:t>
       </w:r>
     </w:p>
     <w:p>
@@ -260,6 +260,32 @@
         <w:spacing w:after="60"/>
       </w:pPr>
       <w:r>
+        <w:t xml:space="preserve">Présence dans les résultats de recherche standards</w:t>
+      </w:r>
+    </w:p>
+    <w:p>
+      <w:pPr>
+        <w:pStyle w:val="ListParagraph"/>
+        <w:numPr>
+          <w:ilvl w:val="0"/>
+          <w:numId w:val="2"/>
+        </w:numPr>
+        <w:spacing w:after="60"/>
+      </w:pPr>
+      <w:r>
+        <w:t xml:space="preserve">Demandes des étudiants reçues par e-mail</w:t>
+      </w:r>
+    </w:p>
+    <w:p>
+      <w:pPr>
+        <w:pStyle w:val="ListParagraph"/>
+        <w:numPr>
+          <w:ilvl w:val="0"/>
+          <w:numId w:val="2"/>
+        </w:numPr>
+        <w:spacing w:after="60"/>
+      </w:pPr>
+      <w:r>
         <w:t xml:space="preserve">Demande du badge « établissement vérifié » (après contrôle, il ne s’achète pas)</w:t>
       </w:r>
     </w:p>
@@ -309,6 +335,32 @@
       </w:pPr>
       <w:r>
         <w:t xml:space="preserve">Offres illimitées</w:t>
+      </w:r>
+    </w:p>
+    <w:p>
+      <w:pPr>
+        <w:pStyle w:val="ListParagraph"/>
+        <w:numPr>
+          <w:ilvl w:val="0"/>
+          <w:numId w:val="2"/>
+        </w:numPr>
+        <w:spacing w:after="60"/>
+      </w:pPr>
+      <w:r>
+        <w:t xml:space="preserve">Galerie photos, site web et réseaux sociaux, infrastructures illimitées sur la fiche</w:t>
+      </w:r>
+    </w:p>
+    <w:p>
+      <w:pPr>
+        <w:pStyle w:val="ListParagraph"/>
+        <w:numPr>
+          <w:ilvl w:val="0"/>
+          <w:numId w:val="2"/>
+        </w:numPr>
+        <w:spacing w:after="60"/>
+      </w:pPr>
+      <w:r>
+        <w:t xml:space="preserve">Avis des étudiants</w:t>
       </w:r>
     </w:p>
     <w:p>
@@ -1051,7 +1103,7 @@
                 <w:sz w:val="19"/>
                 <w:szCs w:val="19"/>
               </w:rPr>
-              <w:t xml:space="preserve">Fiche établissement complète</w:t>
+              <w:t xml:space="preserve">Fiche établissement</w:t>
             </w:r>
           </w:p>
         </w:tc>
@@ -1109,77 +1161,77 @@
             </w:pPr>
             <w:r>
               <w:rPr>
-                <w:b/>
-                <w:bCs/>
-                <w:color w:val="FF3B52"/>
-                <w:sz w:val="19"/>
-                <w:szCs w:val="19"/>
-              </w:rPr>
-              <w:t xml:space="preserve">✓</w:t>
-            </w:r>
-          </w:p>
-        </w:tc>
-        <w:tc>
-          <w:tcPr>
-            <w:tcW w:type="dxa" w:w="1415"/>
-            <w:tcBorders>
-              <w:top w:val="single" w:color="D9DEE3" w:sz="4"/>
-              <w:left w:val="single" w:color="D9DEE3" w:sz="4"/>
-              <w:bottom w:val="single" w:color="D9DEE3" w:sz="4"/>
-              <w:right w:val="single" w:color="D9DEE3" w:sz="4"/>
-            </w:tcBorders>
-            <w:tcMar>
-              <w:top w:type="dxa" w:w="60"/>
-              <w:left w:type="dxa" w:w="100"/>
-              <w:bottom w:type="dxa" w:w="60"/>
-              <w:right w:type="dxa" w:w="100"/>
-            </w:tcMar>
-          </w:tcPr>
-          <w:p>
-            <w:pPr>
-              <w:jc w:val="center"/>
-            </w:pPr>
-            <w:r>
-              <w:rPr>
-                <w:b/>
-                <w:bCs/>
-                <w:color w:val="FF3B52"/>
-                <w:sz w:val="19"/>
-                <w:szCs w:val="19"/>
-              </w:rPr>
-              <w:t xml:space="preserve">✓</w:t>
-            </w:r>
-          </w:p>
-        </w:tc>
-        <w:tc>
-          <w:tcPr>
-            <w:tcW w:type="dxa" w:w="1415"/>
-            <w:tcBorders>
-              <w:top w:val="single" w:color="D9DEE3" w:sz="4"/>
-              <w:left w:val="single" w:color="D9DEE3" w:sz="4"/>
-              <w:bottom w:val="single" w:color="D9DEE3" w:sz="4"/>
-              <w:right w:val="single" w:color="D9DEE3" w:sz="4"/>
-            </w:tcBorders>
-            <w:tcMar>
-              <w:top w:type="dxa" w:w="60"/>
-              <w:left w:type="dxa" w:w="100"/>
-              <w:bottom w:type="dxa" w:w="60"/>
-              <w:right w:type="dxa" w:w="100"/>
-            </w:tcMar>
-          </w:tcPr>
-          <w:p>
-            <w:pPr>
-              <w:jc w:val="center"/>
-            </w:pPr>
-            <w:r>
-              <w:rPr>
-                <w:b/>
-                <w:bCs/>
-                <w:color w:val="FF3B52"/>
-                <w:sz w:val="19"/>
-                <w:szCs w:val="19"/>
-              </w:rPr>
-              <w:t xml:space="preserve">✓</w:t>
+                <w:b w:val="false"/>
+                <w:bCs w:val="false"/>
+                <w:color w:val="000000"/>
+                <w:sz w:val="19"/>
+                <w:szCs w:val="19"/>
+              </w:rPr>
+              <w:t xml:space="preserve">Essentielle</w:t>
+            </w:r>
+          </w:p>
+        </w:tc>
+        <w:tc>
+          <w:tcPr>
+            <w:tcW w:type="dxa" w:w="1415"/>
+            <w:tcBorders>
+              <w:top w:val="single" w:color="D9DEE3" w:sz="4"/>
+              <w:left w:val="single" w:color="D9DEE3" w:sz="4"/>
+              <w:bottom w:val="single" w:color="D9DEE3" w:sz="4"/>
+              <w:right w:val="single" w:color="D9DEE3" w:sz="4"/>
+            </w:tcBorders>
+            <w:tcMar>
+              <w:top w:type="dxa" w:w="60"/>
+              <w:left w:type="dxa" w:w="100"/>
+              <w:bottom w:type="dxa" w:w="60"/>
+              <w:right w:type="dxa" w:w="100"/>
+            </w:tcMar>
+          </w:tcPr>
+          <w:p>
+            <w:pPr>
+              <w:jc w:val="center"/>
+            </w:pPr>
+            <w:r>
+              <w:rPr>
+                <w:b w:val="false"/>
+                <w:bCs w:val="false"/>
+                <w:color w:val="000000"/>
+                <w:sz w:val="19"/>
+                <w:szCs w:val="19"/>
+              </w:rPr>
+              <w:t xml:space="preserve">Complète</w:t>
+            </w:r>
+          </w:p>
+        </w:tc>
+        <w:tc>
+          <w:tcPr>
+            <w:tcW w:type="dxa" w:w="1415"/>
+            <w:tcBorders>
+              <w:top w:val="single" w:color="D9DEE3" w:sz="4"/>
+              <w:left w:val="single" w:color="D9DEE3" w:sz="4"/>
+              <w:bottom w:val="single" w:color="D9DEE3" w:sz="4"/>
+              <w:right w:val="single" w:color="D9DEE3" w:sz="4"/>
+            </w:tcBorders>
+            <w:tcMar>
+              <w:top w:type="dxa" w:w="60"/>
+              <w:left w:type="dxa" w:w="100"/>
+              <w:bottom w:type="dxa" w:w="60"/>
+              <w:right w:type="dxa" w:w="100"/>
+            </w:tcMar>
+          </w:tcPr>
+          <w:p>
+            <w:pPr>
+              <w:jc w:val="center"/>
+            </w:pPr>
+            <w:r>
+              <w:rPr>
+                <w:b w:val="false"/>
+                <w:bCs w:val="false"/>
+                <w:color w:val="000000"/>
+                <w:sz w:val="19"/>
+                <w:szCs w:val="19"/>
+              </w:rPr>
+              <w:t xml:space="preserve">Complète</w:t>
             </w:r>
           </w:p>
         </w:tc>
@@ -1283,7 +1335,7 @@
                 <w:sz w:val="19"/>
                 <w:szCs w:val="19"/>
               </w:rPr>
-              <w:t xml:space="preserve">3</w:t>
+              <w:t xml:space="preserve">1</w:t>
             </w:r>
           </w:p>
         </w:tc>
@@ -1386,7 +1438,7 @@
                 <w:sz w:val="19"/>
                 <w:szCs w:val="19"/>
               </w:rPr>
-              <w:t xml:space="preserve">Demandes reçues par e-mail</w:t>
+              <w:t xml:space="preserve">Galerie photos, site web, réseaux sociaux</w:t>
             </w:r>
           </w:p>
         </w:tc>
@@ -1444,13 +1496,13 @@
             </w:pPr>
             <w:r>
               <w:rPr>
-                <w:b/>
-                <w:bCs/>
-                <w:color w:val="FF3B52"/>
-                <w:sz w:val="19"/>
-                <w:szCs w:val="19"/>
-              </w:rPr>
-              <w:t xml:space="preserve">✓</w:t>
+                <w:b w:val="false"/>
+                <w:bCs w:val="false"/>
+                <w:color w:val="000000"/>
+                <w:sz w:val="19"/>
+                <w:szCs w:val="19"/>
+              </w:rPr>
+              <w:t xml:space="preserve">–</w:t>
             </w:r>
           </w:p>
         </w:tc>
@@ -1552,7 +1604,7 @@
                 <w:sz w:val="19"/>
                 <w:szCs w:val="19"/>
               </w:rPr>
-              <w:t xml:space="preserve">Boîte de réception, statuts, export CSV</w:t>
+              <w:t xml:space="preserve">Infrastructures</w:t>
             </w:r>
           </w:p>
         </w:tc>
@@ -1618,7 +1670,7 @@
                 <w:sz w:val="19"/>
                 <w:szCs w:val="19"/>
               </w:rPr>
-              <w:t xml:space="preserve">–</w:t>
+              <w:t xml:space="preserve">2</w:t>
             </w:r>
           </w:p>
         </w:tc>
@@ -1645,13 +1697,13 @@
             </w:pPr>
             <w:r>
               <w:rPr>
-                <w:b/>
-                <w:bCs/>
-                <w:color w:val="FF3B52"/>
-                <w:sz w:val="19"/>
-                <w:szCs w:val="19"/>
-              </w:rPr>
-              <w:t xml:space="preserve">✓</w:t>
+                <w:b w:val="false"/>
+                <w:bCs w:val="false"/>
+                <w:color w:val="000000"/>
+                <w:sz w:val="19"/>
+                <w:szCs w:val="19"/>
+              </w:rPr>
+              <w:t xml:space="preserve">Illimitées</w:t>
             </w:r>
           </w:p>
         </w:tc>
@@ -1678,13 +1730,13 @@
             </w:pPr>
             <w:r>
               <w:rPr>
-                <w:b/>
-                <w:bCs/>
-                <w:color w:val="FF3B52"/>
-                <w:sz w:val="19"/>
-                <w:szCs w:val="19"/>
-              </w:rPr>
-              <w:t xml:space="preserve">✓</w:t>
+                <w:b w:val="false"/>
+                <w:bCs w:val="false"/>
+                <w:color w:val="000000"/>
+                <w:sz w:val="19"/>
+                <w:szCs w:val="19"/>
+              </w:rPr>
+              <w:t xml:space="preserve">Illimitées</w:t>
             </w:r>
           </w:p>
         </w:tc>
@@ -1721,7 +1773,7 @@
                 <w:sz w:val="19"/>
                 <w:szCs w:val="19"/>
               </w:rPr>
-              <w:t xml:space="preserve">Statistiques</w:t>
+              <w:t xml:space="preserve">Avis des étudiants sur la fiche</w:t>
             </w:r>
           </w:p>
         </w:tc>
@@ -1811,45 +1863,45 @@
             </w:pPr>
             <w:r>
               <w:rPr>
-                <w:b w:val="false"/>
-                <w:bCs w:val="false"/>
-                <w:color w:val="000000"/>
-                <w:sz w:val="19"/>
-                <w:szCs w:val="19"/>
-              </w:rPr>
-              <w:t xml:space="preserve">Standard</w:t>
-            </w:r>
-          </w:p>
-        </w:tc>
-        <w:tc>
-          <w:tcPr>
-            <w:tcW w:type="dxa" w:w="1415"/>
-            <w:tcBorders>
-              <w:top w:val="single" w:color="D9DEE3" w:sz="4"/>
-              <w:left w:val="single" w:color="D9DEE3" w:sz="4"/>
-              <w:bottom w:val="single" w:color="D9DEE3" w:sz="4"/>
-              <w:right w:val="single" w:color="D9DEE3" w:sz="4"/>
-            </w:tcBorders>
-            <w:tcMar>
-              <w:top w:type="dxa" w:w="60"/>
-              <w:left w:type="dxa" w:w="100"/>
-              <w:bottom w:type="dxa" w:w="60"/>
-              <w:right w:type="dxa" w:w="100"/>
-            </w:tcMar>
-          </w:tcPr>
-          <w:p>
-            <w:pPr>
-              <w:jc w:val="center"/>
-            </w:pPr>
-            <w:r>
-              <w:rPr>
-                <w:b w:val="false"/>
-                <w:bCs w:val="false"/>
-                <w:color w:val="000000"/>
-                <w:sz w:val="19"/>
-                <w:szCs w:val="19"/>
-              </w:rPr>
-              <w:t xml:space="preserve">Avancées</w:t>
+                <w:b/>
+                <w:bCs/>
+                <w:color w:val="FF3B52"/>
+                <w:sz w:val="19"/>
+                <w:szCs w:val="19"/>
+              </w:rPr>
+              <w:t xml:space="preserve">✓</w:t>
+            </w:r>
+          </w:p>
+        </w:tc>
+        <w:tc>
+          <w:tcPr>
+            <w:tcW w:type="dxa" w:w="1415"/>
+            <w:tcBorders>
+              <w:top w:val="single" w:color="D9DEE3" w:sz="4"/>
+              <w:left w:val="single" w:color="D9DEE3" w:sz="4"/>
+              <w:bottom w:val="single" w:color="D9DEE3" w:sz="4"/>
+              <w:right w:val="single" w:color="D9DEE3" w:sz="4"/>
+            </w:tcBorders>
+            <w:tcMar>
+              <w:top w:type="dxa" w:w="60"/>
+              <w:left w:type="dxa" w:w="100"/>
+              <w:bottom w:type="dxa" w:w="60"/>
+              <w:right w:type="dxa" w:w="100"/>
+            </w:tcMar>
+          </w:tcPr>
+          <w:p>
+            <w:pPr>
+              <w:jc w:val="center"/>
+            </w:pPr>
+            <w:r>
+              <w:rPr>
+                <w:b/>
+                <w:bCs/>
+                <w:color w:val="FF3B52"/>
+                <w:sz w:val="19"/>
+                <w:szCs w:val="19"/>
+              </w:rPr>
+              <w:t xml:space="preserve">✓</w:t>
             </w:r>
           </w:p>
         </w:tc>
@@ -1887,7 +1939,7 @@
                 <w:sz w:val="19"/>
                 <w:szCs w:val="19"/>
               </w:rPr>
-              <w:t xml:space="preserve">Campagnes sponsorisées</w:t>
+              <w:t xml:space="preserve">Demandes reçues par e-mail</w:t>
             </w:r>
           </w:p>
         </w:tc>
@@ -1947,13 +1999,13 @@
             </w:pPr>
             <w:r>
               <w:rPr>
-                <w:b w:val="false"/>
-                <w:bCs w:val="false"/>
-                <w:color w:val="000000"/>
-                <w:sz w:val="19"/>
-                <w:szCs w:val="19"/>
-              </w:rPr>
-              <w:t xml:space="preserve">–</w:t>
+                <w:b/>
+                <w:bCs/>
+                <w:color w:val="FF3B52"/>
+                <w:sz w:val="19"/>
+                <w:szCs w:val="19"/>
+              </w:rPr>
+              <w:t xml:space="preserve">✓</w:t>
             </w:r>
           </w:p>
         </w:tc>
@@ -1980,13 +2032,13 @@
             </w:pPr>
             <w:r>
               <w:rPr>
-                <w:b w:val="false"/>
-                <w:bCs w:val="false"/>
-                <w:color w:val="000000"/>
-                <w:sz w:val="19"/>
-                <w:szCs w:val="19"/>
-              </w:rPr>
-              <w:t xml:space="preserve">–</w:t>
+                <w:b/>
+                <w:bCs/>
+                <w:color w:val="FF3B52"/>
+                <w:sz w:val="19"/>
+                <w:szCs w:val="19"/>
+              </w:rPr>
+              <w:t xml:space="preserve">✓</w:t>
             </w:r>
           </w:p>
         </w:tc>
@@ -2056,7 +2108,7 @@
                 <w:sz w:val="19"/>
                 <w:szCs w:val="19"/>
               </w:rPr>
-              <w:t xml:space="preserve">Accompagnement prioritaire</w:t>
+              <w:t xml:space="preserve">Boîte de réception, statuts, export CSV</w:t>
             </w:r>
           </w:p>
         </w:tc>
@@ -2146,13 +2198,13 @@
             </w:pPr>
             <w:r>
               <w:rPr>
-                <w:b w:val="false"/>
-                <w:bCs w:val="false"/>
-                <w:color w:val="000000"/>
-                <w:sz w:val="19"/>
-                <w:szCs w:val="19"/>
-              </w:rPr>
-              <w:t xml:space="preserve">–</w:t>
+                <w:b/>
+                <w:bCs/>
+                <w:color w:val="FF3B52"/>
+                <w:sz w:val="19"/>
+                <w:szCs w:val="19"/>
+              </w:rPr>
+              <w:t xml:space="preserve">✓</w:t>
             </w:r>
           </w:p>
         </w:tc>
@@ -2222,6 +2274,510 @@
                 <w:sz w:val="19"/>
                 <w:szCs w:val="19"/>
               </w:rPr>
+              <w:t xml:space="preserve">Statistiques</w:t>
+            </w:r>
+          </w:p>
+        </w:tc>
+        <w:tc>
+          <w:tcPr>
+            <w:tcW w:type="dxa" w:w="1415"/>
+            <w:tcBorders>
+              <w:top w:val="single" w:color="D9DEE3" w:sz="4"/>
+              <w:left w:val="single" w:color="D9DEE3" w:sz="4"/>
+              <w:bottom w:val="single" w:color="D9DEE3" w:sz="4"/>
+              <w:right w:val="single" w:color="D9DEE3" w:sz="4"/>
+            </w:tcBorders>
+            <w:shd w:fill="F6F8FA" w:color="auto" w:val="clear"/>
+            <w:tcMar>
+              <w:top w:type="dxa" w:w="60"/>
+              <w:left w:type="dxa" w:w="100"/>
+              <w:bottom w:type="dxa" w:w="60"/>
+              <w:right w:type="dxa" w:w="100"/>
+            </w:tcMar>
+          </w:tcPr>
+          <w:p>
+            <w:pPr>
+              <w:jc w:val="center"/>
+            </w:pPr>
+            <w:r>
+              <w:rPr>
+                <w:b w:val="false"/>
+                <w:bCs w:val="false"/>
+                <w:color w:val="000000"/>
+                <w:sz w:val="19"/>
+                <w:szCs w:val="19"/>
+              </w:rPr>
+              <w:t xml:space="preserve">–</w:t>
+            </w:r>
+          </w:p>
+        </w:tc>
+        <w:tc>
+          <w:tcPr>
+            <w:tcW w:type="dxa" w:w="1415"/>
+            <w:tcBorders>
+              <w:top w:val="single" w:color="D9DEE3" w:sz="4"/>
+              <w:left w:val="single" w:color="D9DEE3" w:sz="4"/>
+              <w:bottom w:val="single" w:color="D9DEE3" w:sz="4"/>
+              <w:right w:val="single" w:color="D9DEE3" w:sz="4"/>
+            </w:tcBorders>
+            <w:shd w:fill="F6F8FA" w:color="auto" w:val="clear"/>
+            <w:tcMar>
+              <w:top w:type="dxa" w:w="60"/>
+              <w:left w:type="dxa" w:w="100"/>
+              <w:bottom w:type="dxa" w:w="60"/>
+              <w:right w:type="dxa" w:w="100"/>
+            </w:tcMar>
+          </w:tcPr>
+          <w:p>
+            <w:pPr>
+              <w:jc w:val="center"/>
+            </w:pPr>
+            <w:r>
+              <w:rPr>
+                <w:b w:val="false"/>
+                <w:bCs w:val="false"/>
+                <w:color w:val="000000"/>
+                <w:sz w:val="19"/>
+                <w:szCs w:val="19"/>
+              </w:rPr>
+              <w:t xml:space="preserve">–</w:t>
+            </w:r>
+          </w:p>
+        </w:tc>
+        <w:tc>
+          <w:tcPr>
+            <w:tcW w:type="dxa" w:w="1415"/>
+            <w:tcBorders>
+              <w:top w:val="single" w:color="D9DEE3" w:sz="4"/>
+              <w:left w:val="single" w:color="D9DEE3" w:sz="4"/>
+              <w:bottom w:val="single" w:color="D9DEE3" w:sz="4"/>
+              <w:right w:val="single" w:color="D9DEE3" w:sz="4"/>
+            </w:tcBorders>
+            <w:shd w:fill="F6F8FA" w:color="auto" w:val="clear"/>
+            <w:tcMar>
+              <w:top w:type="dxa" w:w="60"/>
+              <w:left w:type="dxa" w:w="100"/>
+              <w:bottom w:type="dxa" w:w="60"/>
+              <w:right w:type="dxa" w:w="100"/>
+            </w:tcMar>
+          </w:tcPr>
+          <w:p>
+            <w:pPr>
+              <w:jc w:val="center"/>
+            </w:pPr>
+            <w:r>
+              <w:rPr>
+                <w:b w:val="false"/>
+                <w:bCs w:val="false"/>
+                <w:color w:val="000000"/>
+                <w:sz w:val="19"/>
+                <w:szCs w:val="19"/>
+              </w:rPr>
+              <w:t xml:space="preserve">Standard</w:t>
+            </w:r>
+          </w:p>
+        </w:tc>
+        <w:tc>
+          <w:tcPr>
+            <w:tcW w:type="dxa" w:w="1415"/>
+            <w:tcBorders>
+              <w:top w:val="single" w:color="D9DEE3" w:sz="4"/>
+              <w:left w:val="single" w:color="D9DEE3" w:sz="4"/>
+              <w:bottom w:val="single" w:color="D9DEE3" w:sz="4"/>
+              <w:right w:val="single" w:color="D9DEE3" w:sz="4"/>
+            </w:tcBorders>
+            <w:shd w:fill="F6F8FA" w:color="auto" w:val="clear"/>
+            <w:tcMar>
+              <w:top w:type="dxa" w:w="60"/>
+              <w:left w:type="dxa" w:w="100"/>
+              <w:bottom w:type="dxa" w:w="60"/>
+              <w:right w:type="dxa" w:w="100"/>
+            </w:tcMar>
+          </w:tcPr>
+          <w:p>
+            <w:pPr>
+              <w:jc w:val="center"/>
+            </w:pPr>
+            <w:r>
+              <w:rPr>
+                <w:b w:val="false"/>
+                <w:bCs w:val="false"/>
+                <w:color w:val="000000"/>
+                <w:sz w:val="19"/>
+                <w:szCs w:val="19"/>
+              </w:rPr>
+              <w:t xml:space="preserve">Avancées</w:t>
+            </w:r>
+          </w:p>
+        </w:tc>
+      </w:tr>
+      <w:tr>
+        <w:trPr>
+          <w:tblHeader w:val="off"/>
+        </w:trPr>
+        <w:tc>
+          <w:tcPr>
+            <w:tcW w:type="dxa" w:w="3400"/>
+            <w:tcBorders>
+              <w:top w:val="single" w:color="D9DEE3" w:sz="4"/>
+              <w:left w:val="single" w:color="D9DEE3" w:sz="4"/>
+              <w:bottom w:val="single" w:color="D9DEE3" w:sz="4"/>
+              <w:right w:val="single" w:color="D9DEE3" w:sz="4"/>
+            </w:tcBorders>
+            <w:tcMar>
+              <w:top w:type="dxa" w:w="60"/>
+              <w:left w:type="dxa" w:w="100"/>
+              <w:bottom w:type="dxa" w:w="60"/>
+              <w:right w:type="dxa" w:w="100"/>
+            </w:tcMar>
+          </w:tcPr>
+          <w:p>
+            <w:pPr>
+              <w:jc w:val="left"/>
+            </w:pPr>
+            <w:r>
+              <w:rPr>
+                <w:b w:val="false"/>
+                <w:bCs w:val="false"/>
+                <w:color w:val="000000"/>
+                <w:sz w:val="19"/>
+                <w:szCs w:val="19"/>
+              </w:rPr>
+              <w:t xml:space="preserve">Campagnes sponsorisées</w:t>
+            </w:r>
+          </w:p>
+        </w:tc>
+        <w:tc>
+          <w:tcPr>
+            <w:tcW w:type="dxa" w:w="1415"/>
+            <w:tcBorders>
+              <w:top w:val="single" w:color="D9DEE3" w:sz="4"/>
+              <w:left w:val="single" w:color="D9DEE3" w:sz="4"/>
+              <w:bottom w:val="single" w:color="D9DEE3" w:sz="4"/>
+              <w:right w:val="single" w:color="D9DEE3" w:sz="4"/>
+            </w:tcBorders>
+            <w:tcMar>
+              <w:top w:type="dxa" w:w="60"/>
+              <w:left w:type="dxa" w:w="100"/>
+              <w:bottom w:type="dxa" w:w="60"/>
+              <w:right w:type="dxa" w:w="100"/>
+            </w:tcMar>
+          </w:tcPr>
+          <w:p>
+            <w:pPr>
+              <w:jc w:val="center"/>
+            </w:pPr>
+            <w:r>
+              <w:rPr>
+                <w:b w:val="false"/>
+                <w:bCs w:val="false"/>
+                <w:color w:val="000000"/>
+                <w:sz w:val="19"/>
+                <w:szCs w:val="19"/>
+              </w:rPr>
+              <w:t xml:space="preserve">–</w:t>
+            </w:r>
+          </w:p>
+        </w:tc>
+        <w:tc>
+          <w:tcPr>
+            <w:tcW w:type="dxa" w:w="1415"/>
+            <w:tcBorders>
+              <w:top w:val="single" w:color="D9DEE3" w:sz="4"/>
+              <w:left w:val="single" w:color="D9DEE3" w:sz="4"/>
+              <w:bottom w:val="single" w:color="D9DEE3" w:sz="4"/>
+              <w:right w:val="single" w:color="D9DEE3" w:sz="4"/>
+            </w:tcBorders>
+            <w:tcMar>
+              <w:top w:type="dxa" w:w="60"/>
+              <w:left w:type="dxa" w:w="100"/>
+              <w:bottom w:type="dxa" w:w="60"/>
+              <w:right w:type="dxa" w:w="100"/>
+            </w:tcMar>
+          </w:tcPr>
+          <w:p>
+            <w:pPr>
+              <w:jc w:val="center"/>
+            </w:pPr>
+            <w:r>
+              <w:rPr>
+                <w:b w:val="false"/>
+                <w:bCs w:val="false"/>
+                <w:color w:val="000000"/>
+                <w:sz w:val="19"/>
+                <w:szCs w:val="19"/>
+              </w:rPr>
+              <w:t xml:space="preserve">–</w:t>
+            </w:r>
+          </w:p>
+        </w:tc>
+        <w:tc>
+          <w:tcPr>
+            <w:tcW w:type="dxa" w:w="1415"/>
+            <w:tcBorders>
+              <w:top w:val="single" w:color="D9DEE3" w:sz="4"/>
+              <w:left w:val="single" w:color="D9DEE3" w:sz="4"/>
+              <w:bottom w:val="single" w:color="D9DEE3" w:sz="4"/>
+              <w:right w:val="single" w:color="D9DEE3" w:sz="4"/>
+            </w:tcBorders>
+            <w:tcMar>
+              <w:top w:type="dxa" w:w="60"/>
+              <w:left w:type="dxa" w:w="100"/>
+              <w:bottom w:type="dxa" w:w="60"/>
+              <w:right w:type="dxa" w:w="100"/>
+            </w:tcMar>
+          </w:tcPr>
+          <w:p>
+            <w:pPr>
+              <w:jc w:val="center"/>
+            </w:pPr>
+            <w:r>
+              <w:rPr>
+                <w:b w:val="false"/>
+                <w:bCs w:val="false"/>
+                <w:color w:val="000000"/>
+                <w:sz w:val="19"/>
+                <w:szCs w:val="19"/>
+              </w:rPr>
+              <w:t xml:space="preserve">–</w:t>
+            </w:r>
+          </w:p>
+        </w:tc>
+        <w:tc>
+          <w:tcPr>
+            <w:tcW w:type="dxa" w:w="1415"/>
+            <w:tcBorders>
+              <w:top w:val="single" w:color="D9DEE3" w:sz="4"/>
+              <w:left w:val="single" w:color="D9DEE3" w:sz="4"/>
+              <w:bottom w:val="single" w:color="D9DEE3" w:sz="4"/>
+              <w:right w:val="single" w:color="D9DEE3" w:sz="4"/>
+            </w:tcBorders>
+            <w:tcMar>
+              <w:top w:type="dxa" w:w="60"/>
+              <w:left w:type="dxa" w:w="100"/>
+              <w:bottom w:type="dxa" w:w="60"/>
+              <w:right w:type="dxa" w:w="100"/>
+            </w:tcMar>
+          </w:tcPr>
+          <w:p>
+            <w:pPr>
+              <w:jc w:val="center"/>
+            </w:pPr>
+            <w:r>
+              <w:rPr>
+                <w:b/>
+                <w:bCs/>
+                <w:color w:val="FF3B52"/>
+                <w:sz w:val="19"/>
+                <w:szCs w:val="19"/>
+              </w:rPr>
+              <w:t xml:space="preserve">✓</w:t>
+            </w:r>
+          </w:p>
+        </w:tc>
+      </w:tr>
+      <w:tr>
+        <w:trPr>
+          <w:tblHeader w:val="off"/>
+        </w:trPr>
+        <w:tc>
+          <w:tcPr>
+            <w:tcW w:type="dxa" w:w="3400"/>
+            <w:tcBorders>
+              <w:top w:val="single" w:color="D9DEE3" w:sz="4"/>
+              <w:left w:val="single" w:color="D9DEE3" w:sz="4"/>
+              <w:bottom w:val="single" w:color="D9DEE3" w:sz="4"/>
+              <w:right w:val="single" w:color="D9DEE3" w:sz="4"/>
+            </w:tcBorders>
+            <w:shd w:fill="F6F8FA" w:color="auto" w:val="clear"/>
+            <w:tcMar>
+              <w:top w:type="dxa" w:w="60"/>
+              <w:left w:type="dxa" w:w="100"/>
+              <w:bottom w:type="dxa" w:w="60"/>
+              <w:right w:type="dxa" w:w="100"/>
+            </w:tcMar>
+          </w:tcPr>
+          <w:p>
+            <w:pPr>
+              <w:jc w:val="left"/>
+            </w:pPr>
+            <w:r>
+              <w:rPr>
+                <w:b w:val="false"/>
+                <w:bCs w:val="false"/>
+                <w:color w:val="000000"/>
+                <w:sz w:val="19"/>
+                <w:szCs w:val="19"/>
+              </w:rPr>
+              <w:t xml:space="preserve">Accompagnement prioritaire</w:t>
+            </w:r>
+          </w:p>
+        </w:tc>
+        <w:tc>
+          <w:tcPr>
+            <w:tcW w:type="dxa" w:w="1415"/>
+            <w:tcBorders>
+              <w:top w:val="single" w:color="D9DEE3" w:sz="4"/>
+              <w:left w:val="single" w:color="D9DEE3" w:sz="4"/>
+              <w:bottom w:val="single" w:color="D9DEE3" w:sz="4"/>
+              <w:right w:val="single" w:color="D9DEE3" w:sz="4"/>
+            </w:tcBorders>
+            <w:shd w:fill="F6F8FA" w:color="auto" w:val="clear"/>
+            <w:tcMar>
+              <w:top w:type="dxa" w:w="60"/>
+              <w:left w:type="dxa" w:w="100"/>
+              <w:bottom w:type="dxa" w:w="60"/>
+              <w:right w:type="dxa" w:w="100"/>
+            </w:tcMar>
+          </w:tcPr>
+          <w:p>
+            <w:pPr>
+              <w:jc w:val="center"/>
+            </w:pPr>
+            <w:r>
+              <w:rPr>
+                <w:b w:val="false"/>
+                <w:bCs w:val="false"/>
+                <w:color w:val="000000"/>
+                <w:sz w:val="19"/>
+                <w:szCs w:val="19"/>
+              </w:rPr>
+              <w:t xml:space="preserve">–</w:t>
+            </w:r>
+          </w:p>
+        </w:tc>
+        <w:tc>
+          <w:tcPr>
+            <w:tcW w:type="dxa" w:w="1415"/>
+            <w:tcBorders>
+              <w:top w:val="single" w:color="D9DEE3" w:sz="4"/>
+              <w:left w:val="single" w:color="D9DEE3" w:sz="4"/>
+              <w:bottom w:val="single" w:color="D9DEE3" w:sz="4"/>
+              <w:right w:val="single" w:color="D9DEE3" w:sz="4"/>
+            </w:tcBorders>
+            <w:shd w:fill="F6F8FA" w:color="auto" w:val="clear"/>
+            <w:tcMar>
+              <w:top w:type="dxa" w:w="60"/>
+              <w:left w:type="dxa" w:w="100"/>
+              <w:bottom w:type="dxa" w:w="60"/>
+              <w:right w:type="dxa" w:w="100"/>
+            </w:tcMar>
+          </w:tcPr>
+          <w:p>
+            <w:pPr>
+              <w:jc w:val="center"/>
+            </w:pPr>
+            <w:r>
+              <w:rPr>
+                <w:b w:val="false"/>
+                <w:bCs w:val="false"/>
+                <w:color w:val="000000"/>
+                <w:sz w:val="19"/>
+                <w:szCs w:val="19"/>
+              </w:rPr>
+              <w:t xml:space="preserve">–</w:t>
+            </w:r>
+          </w:p>
+        </w:tc>
+        <w:tc>
+          <w:tcPr>
+            <w:tcW w:type="dxa" w:w="1415"/>
+            <w:tcBorders>
+              <w:top w:val="single" w:color="D9DEE3" w:sz="4"/>
+              <w:left w:val="single" w:color="D9DEE3" w:sz="4"/>
+              <w:bottom w:val="single" w:color="D9DEE3" w:sz="4"/>
+              <w:right w:val="single" w:color="D9DEE3" w:sz="4"/>
+            </w:tcBorders>
+            <w:shd w:fill="F6F8FA" w:color="auto" w:val="clear"/>
+            <w:tcMar>
+              <w:top w:type="dxa" w:w="60"/>
+              <w:left w:type="dxa" w:w="100"/>
+              <w:bottom w:type="dxa" w:w="60"/>
+              <w:right w:type="dxa" w:w="100"/>
+            </w:tcMar>
+          </w:tcPr>
+          <w:p>
+            <w:pPr>
+              <w:jc w:val="center"/>
+            </w:pPr>
+            <w:r>
+              <w:rPr>
+                <w:b w:val="false"/>
+                <w:bCs w:val="false"/>
+                <w:color w:val="000000"/>
+                <w:sz w:val="19"/>
+                <w:szCs w:val="19"/>
+              </w:rPr>
+              <w:t xml:space="preserve">–</w:t>
+            </w:r>
+          </w:p>
+        </w:tc>
+        <w:tc>
+          <w:tcPr>
+            <w:tcW w:type="dxa" w:w="1415"/>
+            <w:tcBorders>
+              <w:top w:val="single" w:color="D9DEE3" w:sz="4"/>
+              <w:left w:val="single" w:color="D9DEE3" w:sz="4"/>
+              <w:bottom w:val="single" w:color="D9DEE3" w:sz="4"/>
+              <w:right w:val="single" w:color="D9DEE3" w:sz="4"/>
+            </w:tcBorders>
+            <w:shd w:fill="F6F8FA" w:color="auto" w:val="clear"/>
+            <w:tcMar>
+              <w:top w:type="dxa" w:w="60"/>
+              <w:left w:type="dxa" w:w="100"/>
+              <w:bottom w:type="dxa" w:w="60"/>
+              <w:right w:type="dxa" w:w="100"/>
+            </w:tcMar>
+          </w:tcPr>
+          <w:p>
+            <w:pPr>
+              <w:jc w:val="center"/>
+            </w:pPr>
+            <w:r>
+              <w:rPr>
+                <w:b/>
+                <w:bCs/>
+                <w:color w:val="FF3B52"/>
+                <w:sz w:val="19"/>
+                <w:szCs w:val="19"/>
+              </w:rPr>
+              <w:t xml:space="preserve">✓</w:t>
+            </w:r>
+          </w:p>
+        </w:tc>
+      </w:tr>
+      <w:tr>
+        <w:trPr>
+          <w:tblHeader w:val="off"/>
+        </w:trPr>
+        <w:tc>
+          <w:tcPr>
+            <w:tcW w:type="dxa" w:w="3400"/>
+            <w:tcBorders>
+              <w:top w:val="single" w:color="D9DEE3" w:sz="4"/>
+              <w:left w:val="single" w:color="D9DEE3" w:sz="4"/>
+              <w:bottom w:val="single" w:color="D9DEE3" w:sz="4"/>
+              <w:right w:val="single" w:color="D9DEE3" w:sz="4"/>
+            </w:tcBorders>
+            <w:tcMar>
+              <w:top w:type="dxa" w:w="60"/>
+              <w:left w:type="dxa" w:w="100"/>
+              <w:bottom w:type="dxa" w:w="60"/>
+              <w:right w:type="dxa" w:w="100"/>
+            </w:tcMar>
+          </w:tcPr>
+          <w:p>
+            <w:pPr>
+              <w:jc w:val="left"/>
+            </w:pPr>
+            <w:r>
+              <w:rPr>
+                <w:b w:val="false"/>
+                <w:bCs w:val="false"/>
+                <w:color w:val="000000"/>
+                <w:sz w:val="19"/>
+                <w:szCs w:val="19"/>
+              </w:rPr>
               <w:t xml:space="preserve">Prix</w:t>
             </w:r>
           </w:p>
@@ -2235,7 +2791,6 @@
               <w:bottom w:val="single" w:color="D9DEE3" w:sz="4"/>
               <w:right w:val="single" w:color="D9DEE3" w:sz="4"/>
             </w:tcBorders>
-            <w:shd w:fill="F6F8FA" w:color="auto" w:val="clear"/>
             <w:tcMar>
               <w:top w:type="dxa" w:w="60"/>
               <w:left w:type="dxa" w:w="100"/>
@@ -2268,7 +2823,6 @@
               <w:bottom w:val="single" w:color="D9DEE3" w:sz="4"/>
               <w:right w:val="single" w:color="D9DEE3" w:sz="4"/>
             </w:tcBorders>
-            <w:shd w:fill="F6F8FA" w:color="auto" w:val="clear"/>
             <w:tcMar>
               <w:top w:type="dxa" w:w="60"/>
               <w:left w:type="dxa" w:w="100"/>
@@ -2301,7 +2855,6 @@
               <w:bottom w:val="single" w:color="D9DEE3" w:sz="4"/>
               <w:right w:val="single" w:color="D9DEE3" w:sz="4"/>
             </w:tcBorders>
-            <w:shd w:fill="F6F8FA" w:color="auto" w:val="clear"/>
             <w:tcMar>
               <w:top w:type="dxa" w:w="60"/>
               <w:left w:type="dxa" w:w="100"/>
@@ -2334,7 +2887,6 @@
               <w:bottom w:val="single" w:color="D9DEE3" w:sz="4"/>
               <w:right w:val="single" w:color="D9DEE3" w:sz="4"/>
             </w:tcBorders>
-            <w:shd w:fill="F6F8FA" w:color="auto" w:val="clear"/>
             <w:tcMar>
               <w:top w:type="dxa" w:w="60"/>
               <w:left w:type="dxa" w:w="100"/>
